--- a/Session04Soldering/solderingInstructions.docx
+++ b/Session04Soldering/solderingInstructions.docx
@@ -109,7 +109,7 @@
       </w:r>
       <w:proofErr w:type="gramStart"/>
       <w:r>
-        <w:t>some</w:t>
+        <w:t>get some</w:t>
       </w:r>
       <w:proofErr w:type="gramEnd"/>
       <w:r>
@@ -983,7 +983,7 @@
     </w:p>
     <w:p>
       <w:r>
-        <w:t>When removing a connection or undoing a mistake, you can often resolder over the original and add a touch of new solder. If you want to take the extra step and do it right, you can remove the old solder completely and start with a fresh work area. There are two tools you can use for this, a vacuum-based “solder sucker” or a solder wick.</w:t>
+        <w:t>When removing a connection or undoing a mistake, you can often resolder over the original and add a touch of new solder. If you want to take the extra step and do it right, you can remove the old solder completely and start with a fresh work area. There are two tools you can use for this: a vacuum-based “solder sucker” or a solder wick.</w:t>
       </w:r>
     </w:p>
     <w:p>
@@ -1235,17 +1235,15 @@
         <w:t>is not</w:t>
       </w:r>
       <w:r>
-        <w:t xml:space="preserve"> particularly difficult. You need to focus, keep a steady hand, and be safe. A good soldering iron will be a wonderful investment, leading to a much wider arrangement of geek projects at your disposal. Now that you know how </w:t>
-      </w:r>
-      <w:r>
-        <w:t xml:space="preserve">to </w:t>
+        <w:t xml:space="preserve"> particularly difficult. You need to focus, keep a steady hand, and be safe. A good soldering iron will be a wonderful investment, leading to a much wider arrangement of geek projects at your disposal. Now that you know how</w:t>
+      </w:r>
+      <w:r>
+        <w:t xml:space="preserve">, go </w:t>
       </w:r>
       <w:r>
         <w:t>practice so that</w:t>
       </w:r>
-      <w:r>
-        <w:t>,</w:t>
-      </w:r>
+      <w:r/>
       <w:r>
         <w:t xml:space="preserve"> </w:t>
       </w:r>
